--- a/docs/빠몽이_사용설명서_운영자.docx
+++ b/docs/빠몽이_사용설명서_운영자.docx
@@ -27,7 +27,7 @@
           <w:color w:val="555555"/>
           <w:sz w:val="22"/>
         </w:rPr>
-        <w:t>PPAMONG Manager App · 경기 현장 운영</w:t>
+        <w:t>PPAMONG Manager App · 실황 자동 + 예외 대응</w:t>
       </w:r>
     </w:p>
     <w:p/>
@@ -41,7 +41,7 @@
           <w:b/>
           <w:sz w:val="28"/>
         </w:rPr>
-        <w:t>1. 로그인</w:t>
+        <w:t>1. 로그인·세션</w:t>
       </w:r>
     </w:p>
     <w:p>
@@ -80,7 +80,7 @@
           <w:b w:val="0"/>
           <w:sz w:val="22"/>
         </w:rPr>
-        <w:t>담당 경기가 종료되면 자동 로그아웃될 수 있습니다.</w:t>
+        <w:t>경기 종료 시 약 10초 「경기종료」 안내 후 로그아웃됩니다(「세션 만료」가 아님).</w:t>
       </w:r>
     </w:p>
     <w:p>
@@ -93,7 +93,98 @@
           <w:b/>
           <w:sz w:val="28"/>
         </w:rPr>
-        <w:t>2. 경기 상세 컨트롤</w:t>
+        <w:t>2. 실황 자동(기본 ON)</w:t>
+      </w:r>
+    </w:p>
+    <w:p>
+      <w:pPr>
+        <w:pStyle w:val="ListBullet"/>
+      </w:pPr>
+      <w:r>
+        <w:rPr>
+          <w:rFonts w:ascii="맑은 고딕" w:hAnsi="맑은 고딕" w:eastAsia="맑은 고딕"/>
+          <w:b w:val="0"/>
+          <w:sz w:val="22"/>
+        </w:rPr>
+        <w:t>상단 「실황 자동 ON/OFF」로 타석 자동 진행을 켜고 끌 수 있습니다. OFF면 표시 동기화만 하고 액션은 수동입니다.</w:t>
+      </w:r>
+    </w:p>
+    <w:p>
+      <w:pPr>
+        <w:pStyle w:val="ListBullet"/>
+      </w:pPr>
+      <w:r>
+        <w:rPr>
+          <w:rFonts w:ascii="맑은 고딕" w:hAnsi="맑은 고딕" w:eastAsia="맑은 고딕"/>
+          <w:b w:val="0"/>
+          <w:sz w:val="22"/>
+        </w:rPr>
+        <w:t>타석 상태머신: 대기 → 예측열림 → 예측닫힘 → 결과확정 → 다음타자/공수교대.</w:t>
+      </w:r>
+    </w:p>
+    <w:p>
+      <w:pPr>
+        <w:pStyle w:val="ListBullet"/>
+      </w:pPr>
+      <w:r>
+        <w:rPr>
+          <w:rFonts w:ascii="맑은 고딕" w:hAnsi="맑은 고딕" w:eastAsia="맑은 고딕"/>
+          <w:b w:val="0"/>
+          <w:sz w:val="22"/>
+        </w:rPr>
+        <w:t>가드: 타자명·투수명 안정화 후 진행. 결과 확정 전에는 다음타자·공수교대·광고·투수교체를 막습니다.</w:t>
+      </w:r>
+    </w:p>
+    <w:p>
+      <w:pPr>
+        <w:pStyle w:val="ListBullet"/>
+      </w:pPr>
+      <w:r>
+        <w:rPr>
+          <w:rFonts w:ascii="맑은 고딕" w:hAnsi="맑은 고딕" w:eastAsia="맑은 고딕"/>
+          <w:b w:val="0"/>
+          <w:sz w:val="22"/>
+        </w:rPr>
+        <w:t>자동 결과: 아웃(아웃수↑)·홈런·1루(1루타·포볼·데드볼, 아웃 유지+타자 교체). 그 외는 「실황 추정」으로 제안만 합니다.</w:t>
+      </w:r>
+    </w:p>
+    <w:p>
+      <w:pPr>
+        <w:pStyle w:val="ListBullet"/>
+      </w:pPr>
+      <w:r>
+        <w:rPr>
+          <w:rFonts w:ascii="맑은 고딕" w:hAnsi="맑은 고딕" w:eastAsia="맑은 고딕"/>
+          <w:b w:val="0"/>
+          <w:sz w:val="22"/>
+        </w:rPr>
+        <w:t>1루 선택 의미: 1루타·포볼·데드볼(야수선택 등은 수동/제안 확인).</w:t>
+      </w:r>
+    </w:p>
+    <w:p>
+      <w:pPr>
+        <w:pStyle w:val="ListBullet"/>
+      </w:pPr>
+      <w:r>
+        <w:rPr>
+          <w:rFonts w:ascii="맑은 고딕" w:hAnsi="맑은 고딕" w:eastAsia="맑은 고딕"/>
+          <w:b w:val="0"/>
+          <w:sz w:val="22"/>
+        </w:rPr>
+        <w:t>수동 버튼은 같은 단계로 덮어씁니다(비상·애매한 타석용).</w:t>
+      </w:r>
+    </w:p>
+    <w:p>
+      <w:pPr>
+        <w:pStyle w:val="Heading1"/>
+      </w:pPr>
+      <w:r>
+        <w:rPr>
+          <w:rFonts w:ascii="맑은 고딕" w:hAnsi="맑은 고딕" w:eastAsia="맑은 고딕"/>
+          <w:b/>
+          <w:sz w:val="28"/>
+        </w:rPr>
+        <w:t>3. 수동 컨트롤 (예외·보정)</w:t>
       </w:r>
     </w:p>
     <w:p>
@@ -132,7 +223,7 @@
           <w:b w:val="0"/>
           <w:sz w:val="22"/>
         </w:rPr>
-        <w:t>정상 흐름: 예측시작 → 예측중지 → 결과 전송 → (자동) 다음 타자</w:t>
+        <w:t>수동 정상 흐름: 예측시작 → 예측중지 → 결과 전송 → 「다음 타자」(3아웃이면 「공수교대」).</w:t>
       </w:r>
     </w:p>
     <w:p>
@@ -145,7 +236,7 @@
           <w:b w:val="0"/>
           <w:sz w:val="22"/>
         </w:rPr>
-        <w:t>3아웃이면 자동 다음타자 대신 「공수교대」를 누릅니다.</w:t>
+        <w:t>결과 전송 후 다음 타자/공수교대를 눌러야 다음 타석으로 넘어갑니다(자동 OFF이거나 가드에 걸린 경우).</w:t>
       </w:r>
     </w:p>
     <w:p>
@@ -158,7 +249,7 @@
           <w:b w:val="0"/>
           <w:sz w:val="22"/>
         </w:rPr>
-        <w:t>투수교체: 광고 시작 / 예측시작: 광고 중지</w:t>
+        <w:t>투수교체·공수교대 = 광고 시작 / 「예측 시작」(또는 광고 종료) = 광고 중지. 별도 「광고 시작」 버튼 없음.</w:t>
       </w:r>
     </w:p>
     <w:p>
@@ -171,7 +262,7 @@
           <w:b w:val="0"/>
           <w:sz w:val="22"/>
         </w:rPr>
-        <w:t>대타: 이름·타율·안타·홈런·타점·OPS 입력 → 예측 화면에 「대타가 나옵니다」 표시</w:t>
+        <w:t>투수교체는 같은 타석이므로 대타(pinch)를 지우지 않습니다. 예측 중 투수교체 시 배팅은 환불·결과 생략될 수 있습니다.</w:t>
       </w:r>
     </w:p>
     <w:p>
@@ -184,7 +275,33 @@
           <w:b w:val="0"/>
           <w:sz w:val="22"/>
         </w:rPr>
-        <w:t>팀명 클릭: 주전 1~9 타순·시즌 전적 수동 입력</w:t>
+        <w:t>대타: 실황 타자명이 선발과 다르면 「대타가 나옵니다」 표시·자동 pinch. 수동 입력도 가능.</w:t>
+      </w:r>
+    </w:p>
+    <w:p>
+      <w:pPr>
+        <w:pStyle w:val="ListBullet"/>
+      </w:pPr>
+      <w:r>
+        <w:rPr>
+          <w:rFonts w:ascii="맑은 고딕" w:hAnsi="맑은 고딕" w:eastAsia="맑은 고딕"/>
+          <w:b w:val="0"/>
+          <w:sz w:val="22"/>
+        </w:rPr>
+        <w:t>팀명 클릭: 주전 1~9 타순·시즌 전적 입력(라인업 피커).</w:t>
+      </w:r>
+    </w:p>
+    <w:p>
+      <w:pPr>
+        <w:pStyle w:val="ListBullet"/>
+      </w:pPr>
+      <w:r>
+        <w:rPr>
+          <w:rFonts w:ascii="맑은 고딕" w:hAnsi="맑은 고딕" w:eastAsia="맑은 고딕"/>
+          <w:b w:val="0"/>
+          <w:sz w:val="22"/>
+        </w:rPr>
+        <w:t>점수 보정은 수동 모드로 잠급니다. 이닝 표시·팀 점수는 실황 스코어보드를 우선합니다.</w:t>
       </w:r>
     </w:p>
     <w:p>
@@ -197,7 +314,7 @@
           <w:b/>
           <w:sz w:val="28"/>
         </w:rPr>
-        <w:t>3. 상태 표시</w:t>
+        <w:t>4. 상태 표시</w:t>
       </w:r>
     </w:p>
     <w:p>
@@ -210,7 +327,7 @@
           <w:b w:val="0"/>
           <w:sz w:val="22"/>
         </w:rPr>
-        <w:t>구장명 · 경기전 / N회 초·말 / 경기종료 / 연기됨</w:t>
+        <w:t>구장명 · 경기전 / N회 초·말 / 경기종료 / 연기됨 · 타석 단계 배지</w:t>
       </w:r>
     </w:p>
     <w:p>
@@ -223,7 +340,7 @@
           <w:b w:val="0"/>
           <w:sz w:val="22"/>
         </w:rPr>
-        <w:t>네트워크 끊김 시 「실시간 연결 재시도 중」 안내 후 자동 재연결을 시도합니다.</w:t>
+        <w:t>네트워크 끊김 시 「실시간 연결 재시도 중」 — 예측 시작·중지는 HTTP로 계속 사용 가능합니다.</w:t>
       </w:r>
     </w:p>
     <w:p>

--- a/docs/빠몽이_사용설명서_운영자.docx
+++ b/docs/빠몽이_사용설명서_운영자.docx
@@ -27,7 +27,7 @@
           <w:color w:val="555555"/>
           <w:sz w:val="22"/>
         </w:rPr>
-        <w:t>PPAMONG Manager App · 실황 자동 + 예외 대응</w:t>
+        <w:t>PPAMONG Manager · 하이브리드 실황 · 2026-08-27</w:t>
       </w:r>
     </w:p>
     <w:p/>
@@ -93,7 +93,7 @@
           <w:b/>
           <w:sz w:val="28"/>
         </w:rPr>
-        <w:t>2. 실황 자동(기본 ON)</w:t>
+        <w:t>2. 하이브리드 실황 (토글 없음)</w:t>
       </w:r>
     </w:p>
     <w:p>
@@ -106,7 +106,7 @@
           <w:b w:val="0"/>
           <w:sz w:val="22"/>
         </w:rPr>
-        <w:t>상단 「실황 자동 ON/OFF」로 타석 자동 진행을 켜고 끌 수 있습니다. OFF면 표시 동기화만 하고 액션은 수동입니다.</w:t>
+        <w:t>실황이 타석을 진행하고, 운영자가 버튼을 먼저 누르면 그게 우선입니다. 완전자동/반자동 토글은 없습니다.</w:t>
       </w:r>
     </w:p>
     <w:p>
@@ -132,7 +132,7 @@
           <w:b w:val="0"/>
           <w:sz w:val="22"/>
         </w:rPr>
-        <w:t>가드: 타자명·투수명 안정화 후 진행. 결과 확정 전에는 다음타자·공수교대·광고·투수교체를 막습니다.</w:t>
+        <w:t>가드: 타자명 약 2초·투수명 기본 6초(최소 3초) 안정화. 예측 열림 기본 8초 후 자동 중지.</w:t>
       </w:r>
     </w:p>
     <w:p>
@@ -145,7 +145,7 @@
           <w:b w:val="0"/>
           <w:sz w:val="22"/>
         </w:rPr>
-        <w:t>자동 결과: 아웃(아웃수↑)·홈런·1루(1루타·포볼·데드볼, 아웃 유지+타자 교체). 그 외는 「실황 추정」으로 제안만 합니다.</w:t>
+        <w:t>결과 확정 전에는 다음타자·공수교대·광고·투수교체를 막습니다.</w:t>
       </w:r>
     </w:p>
     <w:p>
@@ -158,7 +158,7 @@
           <w:b w:val="0"/>
           <w:sz w:val="22"/>
         </w:rPr>
-        <w:t>1루 선택 의미: 1루타·포볼·데드볼(야수선택 등은 수동/제안 확인).</w:t>
+        <w:t>자동 결과: 아웃(아웃수↑)·1~3루·홈런(아웃 유지+타자 교체). 희생/병살→아웃, 야수선택→1루. 애매하면 「실황 추정」만 하고 1탭 확정.</w:t>
       </w:r>
     </w:p>
     <w:p>
@@ -171,7 +171,20 @@
           <w:b w:val="0"/>
           <w:sz w:val="22"/>
         </w:rPr>
-        <w:t>수동 버튼은 같은 단계로 덮어씁니다(비상·애매한 타석용).</w:t>
+        <w:t>실황 타자 ≠ 선발이면 대타 표시·자동 pinch. 투수교체는 대타를 유지합니다.</w:t>
+      </w:r>
+    </w:p>
+    <w:p>
+      <w:pPr>
+        <w:pStyle w:val="ListBullet"/>
+      </w:pPr>
+      <w:r>
+        <w:rPr>
+          <w:rFonts w:ascii="맑은 고딕" w:hAnsi="맑은 고딕" w:eastAsia="맑은 고딕"/>
+          <w:b w:val="0"/>
+          <w:sz w:val="22"/>
+        </w:rPr>
+        <w:t>예전 liveAutoEnabled=false 잔여값은 폴링 시 true로 복구됩니다.</w:t>
       </w:r>
     </w:p>
     <w:p>
@@ -249,7 +262,7 @@
           <w:b w:val="0"/>
           <w:sz w:val="22"/>
         </w:rPr>
-        <w:t>투수교체·공수교대 = 광고 시작 / 「예측 시작」(또는 광고 종료) = 광고 중지. 별도 「광고 시작」 버튼 없음.</w:t>
+        <w:t>투수교체·공수교대 = 광고 시작 / 「예측 시작」 = 광고 중지(보상 없음). 운영자가 광고를 중지하면 500P. 별도 「광고 시작」 버튼 없음. 광고 재생은 50초.</w:t>
       </w:r>
     </w:p>
     <w:p>
@@ -341,6 +354,19 @@
           <w:sz w:val="22"/>
         </w:rPr>
         <w:t>네트워크 끊김 시 「실시간 연결 재시도 중」 — 예측 시작·중지는 HTTP로 계속 사용 가능합니다.</w:t>
+      </w:r>
+    </w:p>
+    <w:p>
+      <w:pPr>
+        <w:pStyle w:val="ListBullet"/>
+      </w:pPr>
+      <w:r>
+        <w:rPr>
+          <w:rFonts w:ascii="맑은 고딕" w:hAnsi="맑은 고딕" w:eastAsia="맑은 고딕"/>
+          <w:b w:val="0"/>
+          <w:sz w:val="22"/>
+        </w:rPr>
+        <w:t>회원이 보는 화면: 경기전(쿠어스) → 대기(시네마틱) → 선택(3D 구장) → 결과대기(시네마틱) → 큰 글씨 → 적중 주루(실사, 홈런은 1·2·3루 후 홈).</w:t>
       </w:r>
     </w:p>
     <w:p>
